--- a/Course_information/Exam_2026_BIO3027_8027.docx
+++ b/Course_information/Exam_2026_BIO3027_8027.docx
@@ -11,7 +11,7 @@
           <w:lang w:eastAsia="nb-NO"/>
         </w:rPr>
         <w:drawing>
-          <wp:inline distT="0" distB="0" distL="0" distR="0" wp14:anchorId="2D70F232" wp14:editId="2DA999AA">
+          <wp:inline distT="0" distB="0" distL="0" distR="0" wp14:anchorId="2D70F232" wp14:editId="7F4C1ACB">
             <wp:extent cx="5760720" cy="1057401"/>
             <wp:effectExtent l="0" t="0" r="0" b="9525"/>
             <wp:docPr id="1" name="Bilde 1" descr="C:\Users\lno003\AppData\Local\Temp\Temp1_engelsk.zip\engelsk\Logo for digitale flater\UiT_Logo_Eng_2l_Bla_RGB.png"/>
@@ -673,7 +673,23 @@
                 <w:rFonts w:ascii="Calibri" w:eastAsia="Calibri" w:hAnsi="Calibri" w:cs="Calibri"/>
                 <w:lang w:val="en-US"/>
               </w:rPr>
-              <w:t>Be aware that reproducing sources, output from AI-tools, web pages, other students or literature without reference is not allowed, and will be considered as cheating. Use of AI-tools must be described in a dedicated paragraph in your answer paper. Reusing your own previously submitted examination work without adequate source referencing is also regarded as cheating. All exam answers delivered in Wiseflow are automatically checked for plagiarism.</w:t>
+              <w:t xml:space="preserve">Be aware that reproducing sources, output from AI-tools, web pages, other students or literature without reference is not allowed, and will be considered as cheating. Use of AI-tools must be described in a dedicated paragraph in your answer paper. Reusing your own previously submitted examination work without adequate source referencing is also regarded as cheating. All exam answers delivered in </w:t>
+            </w:r>
+            <w:proofErr w:type="spellStart"/>
+            <w:r>
+              <w:rPr>
+                <w:rFonts w:ascii="Calibri" w:eastAsia="Calibri" w:hAnsi="Calibri" w:cs="Calibri"/>
+                <w:lang w:val="en-US"/>
+              </w:rPr>
+              <w:t>Wiseflow</w:t>
+            </w:r>
+            <w:proofErr w:type="spellEnd"/>
+            <w:r>
+              <w:rPr>
+                <w:rFonts w:ascii="Calibri" w:eastAsia="Calibri" w:hAnsi="Calibri" w:cs="Calibri"/>
+                <w:lang w:val="en-US"/>
+              </w:rPr>
+              <w:t xml:space="preserve"> are automatically checked for plagiarism.</w:t>
             </w:r>
           </w:p>
         </w:tc>
@@ -951,7 +967,15 @@
         <w:t>: You shall program a short pipeline to perform an analysis relevant to your project, whether it be a MSc. or PhD thesis, or another scientific project.</w:t>
       </w:r>
       <w:r>
-        <w:t xml:space="preserve"> It has to be different from the pipelines and scripts we used during classes!</w:t>
+        <w:t xml:space="preserve"> It </w:t>
+      </w:r>
+      <w:proofErr w:type="gramStart"/>
+      <w:r>
+        <w:t>has to</w:t>
+      </w:r>
+      <w:proofErr w:type="gramEnd"/>
+      <w:r>
+        <w:t xml:space="preserve"> be different from the pipelines and scripts we used during classes!</w:t>
       </w:r>
       <w:r>
         <w:t xml:space="preserve"> This assignment serves as your exam for this course, and the grade will be Pass/Fail.</w:t>
@@ -970,7 +994,15 @@
         <w:t>You</w:t>
       </w:r>
       <w:r>
-        <w:t xml:space="preserve"> have a lot of freedom to design and construct this pipeline - with respect to the code format (e.g. script or notebook, or combination of these) or the packages you use (e.g. pandas, numpy, new packages not covered in the course that you found, etc.), and of course freedom to choose what your pipeline does. So, you'll have to do quite some thinking before you even start coding. </w:t>
+        <w:t xml:space="preserve"> have a lot of freedom to design and construct this pipeline - with respect to the code format (e.g. script or notebook, or combination of these) or the packages you use (e.g. pandas, </w:t>
+      </w:r>
+      <w:proofErr w:type="spellStart"/>
+      <w:r>
+        <w:t>numpy</w:t>
+      </w:r>
+      <w:proofErr w:type="spellEnd"/>
+      <w:r>
+        <w:t xml:space="preserve">, new packages not covered in the course that you found, etc.), and of course freedom to choose what your pipeline does. So, you'll have to do quite some thinking before you even start coding. </w:t>
       </w:r>
     </w:p>
     <w:p>
@@ -1062,7 +1094,23 @@
         <w:t>well documented</w:t>
       </w:r>
       <w:r>
-        <w:t>. Make sure you have a header for your script, or headings for sections of your notebook. Give your functions meaningful docstrings, and use comments to clarify your code. Alternative provide a usage and installation guideline in a separate word or pdf-file!</w:t>
+        <w:t xml:space="preserve">. Make sure you have a header for your script, or headings for sections of your notebook. Give your functions meaningful </w:t>
+      </w:r>
+      <w:proofErr w:type="gramStart"/>
+      <w:r>
+        <w:t>docstrings, and</w:t>
+      </w:r>
+      <w:proofErr w:type="gramEnd"/>
+      <w:r>
+        <w:t xml:space="preserve"> use comments to clarify your code. </w:t>
+      </w:r>
+      <w:proofErr w:type="gramStart"/>
+      <w:r>
+        <w:t>Alternative</w:t>
+      </w:r>
+      <w:proofErr w:type="gramEnd"/>
+      <w:r>
+        <w:t xml:space="preserve"> provide a usage and installation guideline in a separate word or pdf-file!</w:t>
       </w:r>
     </w:p>
     <w:p>
@@ -1076,6 +1124,9 @@
       </w:pPr>
       <w:r>
         <w:t>3. The pipeline should be described. Describe the objective and design of your pipeline in the script/notebook directly or as a separate document (needs to be PDF if so)! Describe and discuss the results!</w:t>
+      </w:r>
+      <w:r>
+        <w:t xml:space="preserve"> You should also describe why you used certain functions or code structures and explain the function of all code pieces.</w:t>
       </w:r>
     </w:p>
     <w:p>
@@ -2145,6 +2196,12 @@
 </file>
 
 <file path=customXml/item1.xml><?xml version="1.0" encoding="utf-8"?>
+<p:properties xmlns:p="http://schemas.microsoft.com/office/2006/metadata/properties" xmlns:xsi="http://www.w3.org/2001/XMLSchema-instance" xmlns:pc="http://schemas.microsoft.com/office/infopath/2007/PartnerControls">
+  <documentManagement/>
+</p:properties>
+</file>
+
+<file path=customXml/item2.xml><?xml version="1.0" encoding="utf-8"?>
 <ct:contentTypeSchema xmlns:ct="http://schemas.microsoft.com/office/2006/metadata/contentType" xmlns:ma="http://schemas.microsoft.com/office/2006/metadata/properties/metaAttributes" ct:_="" ma:_="" ma:contentTypeName="Dokument" ma:contentTypeID="0x0101004B16BDC7E937D14C8E571471021AEBD5" ma:contentTypeVersion="6" ma:contentTypeDescription="Opprett et nytt dokument." ma:contentTypeScope="" ma:versionID="9c179738230d969a4e59fd47df476600">
   <xsd:schema xmlns:xsd="http://www.w3.org/2001/XMLSchema" xmlns:xs="http://www.w3.org/2001/XMLSchema" xmlns:p="http://schemas.microsoft.com/office/2006/metadata/properties" xmlns:ns2="c6261844-4b25-46d7-aa02-4ebb03a8643e" xmlns:ns3="242cbe31-0c03-4728-bc0c-e7b056b40671" targetNamespace="http://schemas.microsoft.com/office/2006/metadata/properties" ma:root="true" ma:fieldsID="141b311fadceaf4b3561b2a13163e654" ns2:_="" ns3:_="">
     <xsd:import namespace="c6261844-4b25-46d7-aa02-4ebb03a8643e"/>
@@ -2321,12 +2378,6 @@
 </ct:contentTypeSchema>
 </file>
 
-<file path=customXml/item2.xml><?xml version="1.0" encoding="utf-8"?>
-<p:properties xmlns:p="http://schemas.microsoft.com/office/2006/metadata/properties" xmlns:xsi="http://www.w3.org/2001/XMLSchema-instance" xmlns:pc="http://schemas.microsoft.com/office/infopath/2007/PartnerControls">
-  <documentManagement/>
-</p:properties>
-</file>
-
 <file path=customXml/item3.xml><?xml version="1.0" encoding="utf-8"?>
 <?mso-contentType ?>
 <FormTemplates xmlns="http://schemas.microsoft.com/sharepoint/v3/contenttype/forms">
@@ -2337,6 +2388,15 @@
 </file>
 
 <file path=customXml/itemProps1.xml><?xml version="1.0" encoding="utf-8"?>
+<ds:datastoreItem xmlns:ds="http://schemas.openxmlformats.org/officeDocument/2006/customXml" ds:itemID="{C731333F-6C52-47A2-8F83-38D259F5D430}">
+  <ds:schemaRefs>
+    <ds:schemaRef ds:uri="http://schemas.microsoft.com/office/2006/metadata/properties"/>
+    <ds:schemaRef ds:uri="http://schemas.microsoft.com/office/infopath/2007/PartnerControls"/>
+  </ds:schemaRefs>
+</ds:datastoreItem>
+</file>
+
+<file path=customXml/itemProps2.xml><?xml version="1.0" encoding="utf-8"?>
 <ds:datastoreItem xmlns:ds="http://schemas.openxmlformats.org/officeDocument/2006/customXml" ds:itemID="{72862DF0-3827-493D-8296-81A16F6EE702}">
   <ds:schemaRefs>
     <ds:schemaRef ds:uri="http://schemas.microsoft.com/office/2006/metadata/contentType"/>
@@ -2355,15 +2415,6 @@
 </ds:datastoreItem>
 </file>
 
-<file path=customXml/itemProps2.xml><?xml version="1.0" encoding="utf-8"?>
-<ds:datastoreItem xmlns:ds="http://schemas.openxmlformats.org/officeDocument/2006/customXml" ds:itemID="{C731333F-6C52-47A2-8F83-38D259F5D430}">
-  <ds:schemaRefs>
-    <ds:schemaRef ds:uri="http://schemas.microsoft.com/office/2006/metadata/properties"/>
-    <ds:schemaRef ds:uri="http://schemas.microsoft.com/office/infopath/2007/PartnerControls"/>
-  </ds:schemaRefs>
-</ds:datastoreItem>
-</file>
-
 <file path=customXml/itemProps3.xml><?xml version="1.0" encoding="utf-8"?>
 <ds:datastoreItem xmlns:ds="http://schemas.openxmlformats.org/officeDocument/2006/customXml" ds:itemID="{BED118DC-C124-4DAA-8296-2BA50B729CAA}">
   <ds:schemaRefs>
